--- a/docs/feature/agency-workspace/3-4-5-update-agency-profile/spec.docx
+++ b/docs/feature/agency-workspace/3-4-5-update-agency-profile/spec.docx
@@ -8,7 +8,7 @@
           <w:b/>
           <w:sz w:val="26"/>
         </w:rPr>
-        <w:t>FR 3.4.5 Update Agency Profile</w:t>
+        <w:t>3.4.5 Update Agency Profile</w:t>
       </w:r>
     </w:p>
     <w:p>
@@ -22,7 +22,7 @@
     </w:p>
     <w:p>
       <w:r>
-        <w:t>Owner mo trang /agencies/:agencyId/profile/edit tu Agency Profile (FR 3.4.4) va chinh sua thong tin hoac logo.</w:t>
+        <w:t>The Owner of an Agency opens the Agency Profile in edit mode (`/agencies/:agencyId/profile/edit`), changes one or more fields and submits the form; or uploads a new logo file while on that screen.</w:t>
       </w:r>
     </w:p>
     <w:p>
@@ -48,7 +48,7 @@
         <w:t xml:space="preserve">Actors / Roles: </w:t>
       </w:r>
       <w:r>
-        <w:t>OWNER (chi Owner cua chinh Agency do)</w:t>
+        <w:t>Agency Owner.</w:t>
       </w:r>
     </w:p>
     <w:p>
@@ -65,7 +65,7 @@
         <w:t xml:space="preserve">Purpose: </w:t>
       </w:r>
       <w:r>
-        <w:t>Cho phep Owner cap nhat thong tin Agency Profile (full-replace) va doi logo qua endpoint rieng.</w:t>
+        <w:t>Let the Owner keep the profile of the Agency up to date — its name, branding and company information.</w:t>
       </w:r>
     </w:p>
     <w:p>
@@ -82,7 +82,7 @@
         <w:t xml:space="preserve">Interface: </w:t>
       </w:r>
       <w:r>
-        <w:t>PUT /api/v1/agencies/{agencyId} (AgencyRequest); POST /api/v1/agencies/{agencyId}/logo (multipart/form-data, field file)</w:t>
+        <w:t>Edit Agency Profile page (`/agencies/:agencyId/profile/edit`) — the same field set as the Create Agency form, pre-filled with the current values, plus a logo picker that uploads a new logo file.</w:t>
       </w:r>
     </w:p>
     <w:p>
@@ -99,7 +99,7 @@
         <w:t xml:space="preserve">Data Processing: </w:t>
       </w:r>
       <w:r>
-        <w:t>PUT full-replace toan bo field AgencyRequest vao bang agencies; logo upload doc file bytes, luu qua FileStorageService, cap nhat logoUrl rieng.</w:t>
+        <w:t>The system loads the Agency by its identifier, confirms the caller is its Owner, validates the submitted values, and then replaces the stored profile with the submitted values in full — every field that is not sent in the request is cleared. The logo is uploaded separately, as a file, and the system fills in the logo of the Agency with the stored location.</w:t>
       </w:r>
     </w:p>
     <w:p>
@@ -113,7 +113,7 @@
     </w:p>
     <w:p>
       <w:r>
-        <w:t>Form edit Agency Profile voi day du field cua AgencyRequest, khu vuc upload logo rieng.</w:t>
+        <w:t>Figure — Edit Agency Profile page:</w:t>
       </w:r>
     </w:p>
     <w:p>
@@ -124,7 +124,7 @@
         <w:t xml:space="preserve">-  </w:t>
       </w:r>
       <w:r>
-        <w:t>Form chinh: name (required), description, category, companySize, website, phone, location, brandColor, logoIcon, tagline, foundedYear, facebookUrl, linkedinUrl, instagramUrl.</w:t>
+        <w:t>The full field set of the Agency profile, pre-filled from the current values, with the name marked as required.</w:t>
       </w:r>
     </w:p>
     <w:p>
@@ -135,7 +135,29 @@
         <w:t xml:space="preserve">-  </w:t>
       </w:r>
       <w:r>
-        <w:t>Khu vuc logo: nut chon file, preview logo hien tai, goi POST /logo rieng khi doi.</w:t>
+        <w:t>A logo picker; the chosen file is uploaded separately from the form.</w:t>
+      </w:r>
+    </w:p>
+    <w:p>
+      <w:pPr>
+        <w:ind w:left="360"/>
+      </w:pPr>
+      <w:r>
+        <w:t xml:space="preserve">-  </w:t>
+      </w:r>
+      <w:r>
+        <w:t>A save action; on success the user stays on the screen and sees the refreshed values.</w:t>
+      </w:r>
+    </w:p>
+    <w:p>
+      <w:pPr>
+        <w:ind w:left="360"/>
+      </w:pPr>
+      <w:r>
+        <w:t xml:space="preserve">-  </w:t>
+      </w:r>
+      <w:r>
+        <w:t>Because the save replaces the whole profile, every field that must survive has to be present in the form when it is submitted.</w:t>
       </w:r>
     </w:p>
     <w:p>
@@ -160,7 +182,18 @@
         <w:t xml:space="preserve">Input required: </w:t>
       </w:r>
       <w:r>
-        <w:t>AgencyRequest (toan bo field, PUT full-replace) hoac file logo (multipart, field file).</w:t>
+        <w:t>Name of the Agency.</w:t>
+      </w:r>
+    </w:p>
+    <w:p>
+      <w:r>
+        <w:rPr>
+          <w:b/>
+        </w:rPr>
+        <w:t xml:space="preserve">Input optional: </w:t>
+      </w:r>
+      <w:r>
+        <w:t>logoUrl, description, category (AgencyCategory), companySize (CompanySize), website, phone, location, brandColor (hex, at most 9 characters), logoIcon, tagline (at most 140 characters), foundedYear, facebookUrl, linkedinUrl, instagramUrl. The logo file itself is sent through the separate logo upload.</w:t>
       </w:r>
     </w:p>
     <w:p>
@@ -171,7 +204,7 @@
         <w:t xml:space="preserve">System data: </w:t>
       </w:r>
       <w:r>
-        <w:t>Agency hien tai (agencyId, ownerId) tu DB.</w:t>
+        <w:t>The Agency record — id, name, ownerId, logoUrl, description, category, companySize, website, phone, location, brandColor, logoIcon, tagline, foundedYear, facebookUrl, linkedinUrl, instagramUrl, status, createdAt, updatedAt — and the Owner identifier used for the access check.</w:t>
       </w:r>
     </w:p>
     <w:p>
@@ -182,7 +215,7 @@
         <w:t xml:space="preserve">Output: </w:t>
       </w:r>
       <w:r>
-        <w:t>200 { success: true, data: AgencyResponse } cho ca hai endpoint.</w:t>
+        <w:t>The updated profile of the Agency. After a logo upload, the same profile with the new logo location and a refreshed update timestamp.</w:t>
       </w:r>
     </w:p>
     <w:p>
@@ -195,10 +228,10 @@
         <w:rPr>
           <w:b/>
         </w:rPr>
-        <w:t xml:space="preserve">BR-1: </w:t>
+        <w:t xml:space="preserve">BR-01: </w:t>
       </w:r>
       <w:r>
-        <w:t>Chi Owner cua chinh Agency (agency.ownerId == currentUser.id) moi duoc sua, khac 403 NOT_AGENCY_OWNER.</w:t>
+        <w:t>Only the Owner of the Agency may update it. Anybody else is refused with `403 NOT_AGENCY_OWNER`.</w:t>
       </w:r>
     </w:p>
     <w:p>
@@ -206,10 +239,10 @@
         <w:rPr>
           <w:b/>
         </w:rPr>
-        <w:t xml:space="preserve">BR-2: </w:t>
+        <w:t xml:space="preserve">BR-02: </w:t>
       </w:r>
       <w:r>
-        <w:t>PUT la full-replace, khong phai PATCH — field khong truyen se bi set null.</w:t>
+        <w:t>The save replaces the whole profile rather than patching individual fields: a field that is not sent in the request is cleared. The client must therefore send back every current value, including the ones that did not change.</w:t>
       </w:r>
     </w:p>
     <w:p>
@@ -217,10 +250,10 @@
         <w:rPr>
           <w:b/>
         </w:rPr>
-        <w:t xml:space="preserve">BR-3: </w:t>
+        <w:t xml:space="preserve">BR-03: </w:t>
       </w:r>
       <w:r>
-        <w:t>Logo cap nhat qua endpoint multipart rieng POST /{agencyId}/logo, khong qua field logoUrl cua form chinh.</w:t>
+        <w:t>Name is mandatory; an empty name is refused with `400 VALIDATION_ERROR`.</w:t>
       </w:r>
     </w:p>
     <w:p>
@@ -228,10 +261,21 @@
         <w:rPr>
           <w:b/>
         </w:rPr>
-        <w:t xml:space="preserve">BR-4: </w:t>
+        <w:t xml:space="preserve">BR-04: </w:t>
       </w:r>
       <w:r>
-        <w:t>Loi doc file khi upload logo (IOException) tra 400 FILE_READ_ERROR, khong phai 500 generic.</w:t>
+        <w:t>The logo is uploaded as a file through the Agency logo upload, not through the logo URL field of the form.</w:t>
+      </w:r>
+    </w:p>
+    <w:p>
+      <w:r>
+        <w:rPr>
+          <w:b/>
+        </w:rPr>
+        <w:t xml:space="preserve">BR-05: </w:t>
+      </w:r>
+      <w:r>
+        <w:t>A logo file that cannot be read is refused with `400 FILE_READ_ERROR` rather than an internal failure; the stored profile stays untouched in that case.</w:t>
       </w:r>
     </w:p>
     <w:p>
@@ -241,12 +285,27 @@
     </w:p>
     <w:p>
       <w:r>
-        <w:t>name: @NotBlank — trong hoac chi khoang trang -&gt; 400 VALIDATION_ERROR.</w:t>
+        <w:t>Caller is not the Agency Owner → `403 NOT_AGENCY_OWNER`.</w:t>
       </w:r>
     </w:p>
     <w:p>
       <w:r>
-        <w:t>name duoc trim truoc khi luu.</w:t>
+        <w:t>Name empty → `400 VALIDATION_ERROR`.</w:t>
+      </w:r>
+    </w:p>
+    <w:p>
+      <w:r>
+        <w:t>Agency does not exist → `404 AGENCY_NOT_FOUND`.</w:t>
+      </w:r>
+    </w:p>
+    <w:p>
+      <w:r>
+        <w:t>Logo upload by a caller who is not the Agency Owner → `403 NOT_AGENCY_OWNER`.</w:t>
+      </w:r>
+    </w:p>
+    <w:p>
+      <w:r>
+        <w:t>Logo file cannot be read → `400 FILE_READ_ERROR`.</w:t>
       </w:r>
     </w:p>
     <w:p>
@@ -265,37 +324,42 @@
     </w:p>
     <w:p>
       <w:r>
-        <w:t>1. Owner mo form edit, du lieu load san tu GET /{agencyId} (FR 3.4.4).</w:t>
+        <w:t>1. The Owner opens the Agency Profile in edit mode; the form loads with the current values.</w:t>
       </w:r>
     </w:p>
     <w:p>
       <w:r>
-        <w:t>2. Owner sua field, giu nguyen field khong doi (bat buoc vi la PUT full-replace).</w:t>
+        <w:t>2. The Owner changes the fields that need updating and leaves the rest as they are.</w:t>
       </w:r>
     </w:p>
     <w:p>
       <w:r>
-        <w:t>3. FE goi PUT /api/v1/agencies/{agencyId} voi day du AgencyRequest.</w:t>
+        <w:t>3. The client submits the full profile.</w:t>
       </w:r>
     </w:p>
     <w:p>
       <w:r>
-        <w:t>4. BE: findAgencyOrThrow -&gt; check owner -&gt; validate name -&gt; set lai toan bo field -&gt; save.</w:t>
+        <w:t>4. The system loads the Agency by its identifier and confirms the caller is its Owner.</w:t>
       </w:r>
     </w:p>
     <w:p>
       <w:r>
-        <w:t>5. BE tra 200 { data: AgencyResponse }, FE hien toast thanh cong va cap nhat preview.</w:t>
+        <w:t>5. The system validates the submitted values against the rules above.</w:t>
       </w:r>
     </w:p>
     <w:p>
       <w:r>
-        <w:t>6. (Rieng logo) Owner chon file moi, FE goi POST /{agencyId}/logo (multipart).</w:t>
+        <w:t>6. The system replaces the stored profile with the submitted values and returns the updated profile.</w:t>
       </w:r>
     </w:p>
     <w:p>
       <w:r>
-        <w:t>7. BE: findAgencyOrThrow -&gt; check owner -&gt; uploadAgencyLogo -&gt; set logoUrl, updatedAt -&gt; save -&gt; tra 200.</w:t>
+        <w:t>7. The Owner optionally picks a new logo file; the system stores the file, fills in the logo of the Agency, and returns the updated profile.</w:t>
+      </w:r>
+    </w:p>
+    <w:p>
+      <w:r>
+        <w:t>8. The client shows a confirmation and refreshes the form and the logo preview.</w:t>
       </w:r>
     </w:p>
     <w:p>
@@ -305,22 +369,27 @@
     </w:p>
     <w:p>
       <w:r>
-        <w:t>Agency khong ton tai -&gt; 404 AGENCY_NOT_FOUND.</w:t>
+        <w:t>Agency does not exist → `404 AGENCY_NOT_FOUND`.</w:t>
       </w:r>
     </w:p>
     <w:p>
       <w:r>
-        <w:t>User khong phai Owner (ca hai endpoint) -&gt; 403 NOT_AGENCY_OWNER.</w:t>
+        <w:t>Caller is not the Agency Owner → `403 NOT_AGENCY_OWNER`, nothing is changed.</w:t>
       </w:r>
     </w:p>
     <w:p>
       <w:r>
-        <w:t>name trong -&gt; 400 VALIDATION_ERROR.</w:t>
+        <w:t>Name left empty → `400 VALIDATION_ERROR`, nothing is changed.</w:t>
       </w:r>
     </w:p>
     <w:p>
       <w:r>
-        <w:t>Upload logo: IOException khi doc file.getBytes() -&gt; 400 FILE_READ_ERROR.</w:t>
+        <w:t>Logo file cannot be read → `400 FILE_READ_ERROR`, the profile keeps its previous values.</w:t>
+      </w:r>
+    </w:p>
+    <w:p>
+      <w:r>
+        <w:t>A field that the form fails to send back is cleared, because the save replaces the whole profile.</w:t>
       </w:r>
     </w:p>
     <w:p>
@@ -340,7 +409,7 @@
         <w:t xml:space="preserve">-  </w:t>
       </w:r>
       <w:r>
-        <w:t>Agency duoc cap nhat day du field moi trong DB.</w:t>
+        <w:t>The profile of the Agency carries the submitted values and a refreshed update timestamp.</w:t>
       </w:r>
     </w:p>
     <w:p>
@@ -351,18 +420,7 @@
         <w:t xml:space="preserve">-  </w:t>
       </w:r>
       <w:r>
-        <w:t>Logo (neu doi) duoc luu qua FileStorageService va agency.logoUrl tro toi URL moi.</w:t>
-      </w:r>
-    </w:p>
-    <w:p>
-      <w:pPr>
-        <w:ind w:left="360"/>
-      </w:pPr>
-      <w:r>
-        <w:t xml:space="preserve">-  </w:t>
-      </w:r>
-      <w:r>
-        <w:t>Chi Owner thuc hien duoc thao tac; user khac bi tu choi 403.</w:t>
+        <w:t>After a logo upload, the Agency profile carries the new logo location and a refreshed update timestamp.</w:t>
       </w:r>
     </w:p>
     <w:sectPr>

--- a/docs/feature/agency-workspace/3-4-5-update-agency-profile/spec.docx
+++ b/docs/feature/agency-workspace/3-4-5-update-agency-profile/spec.docx
@@ -120,9 +120,7 @@
       <w:pPr>
         <w:ind w:left="360"/>
       </w:pPr>
-      <w:r>
-        <w:t xml:space="preserve">-  </w:t>
-      </w:r>
+      <w:r/>
       <w:r>
         <w:t>The full field set of the Agency profile, pre-filled from the current values, with the name marked as required.</w:t>
       </w:r>
@@ -131,9 +129,7 @@
       <w:pPr>
         <w:ind w:left="360"/>
       </w:pPr>
-      <w:r>
-        <w:t xml:space="preserve">-  </w:t>
-      </w:r>
+      <w:r/>
       <w:r>
         <w:t>A logo picker; the chosen file is uploaded separately from the form.</w:t>
       </w:r>
@@ -142,9 +138,7 @@
       <w:pPr>
         <w:ind w:left="360"/>
       </w:pPr>
-      <w:r>
-        <w:t xml:space="preserve">-  </w:t>
-      </w:r>
+      <w:r/>
       <w:r>
         <w:t>A save action; on success the user stays on the screen and sees the refreshed values.</w:t>
       </w:r>
@@ -153,9 +147,7 @@
       <w:pPr>
         <w:ind w:left="360"/>
       </w:pPr>
-      <w:r>
-        <w:t xml:space="preserve">-  </w:t>
-      </w:r>
+      <w:r/>
       <w:r>
         <w:t>Because the save replaces the whole profile, every field that must survive has to be present in the form when it is submitted.</w:t>
       </w:r>
@@ -405,9 +397,7 @@
       <w:pPr>
         <w:ind w:left="360"/>
       </w:pPr>
-      <w:r>
-        <w:t xml:space="preserve">-  </w:t>
-      </w:r>
+      <w:r/>
       <w:r>
         <w:t>The profile of the Agency carries the submitted values and a refreshed update timestamp.</w:t>
       </w:r>
@@ -416,9 +406,7 @@
       <w:pPr>
         <w:ind w:left="360"/>
       </w:pPr>
-      <w:r>
-        <w:t xml:space="preserve">-  </w:t>
-      </w:r>
+      <w:r/>
       <w:r>
         <w:t>After a logo upload, the Agency profile carries the new logo location and a refreshed update timestamp.</w:t>
       </w:r>

--- a/docs/feature/agency-workspace/3-4-5-update-agency-profile/spec.docx
+++ b/docs/feature/agency-workspace/3-4-5-update-agency-profile/spec.docx
@@ -217,57 +217,27 @@
     </w:p>
     <w:p>
       <w:r>
-        <w:rPr>
-          <w:b/>
-        </w:rPr>
-        <w:t xml:space="preserve">BR-01: </w:t>
-      </w:r>
-      <w:r>
-        <w:t>Only the Owner of the Agency may update it. Anybody else is refused with `403 NOT_AGENCY_OWNER`.</w:t>
+        <w:t>BR-25 (analogous): Updating the Agency profile is Owner-only, mirroring the rule that workspace settings can only be updated by an authorized role (BR-25, adapted: Agency profile has a single Owner rather than OWNER/MANAGER). Anybody else is refused with 403 NOT_AGENCY_OWNER.</w:t>
       </w:r>
     </w:p>
     <w:p>
-      <w:r>
-        <w:rPr>
-          <w:b/>
-        </w:rPr>
-        <w:t xml:space="preserve">BR-02: </w:t>
-      </w:r>
       <w:r>
         <w:t>The save replaces the whole profile rather than patching individual fields: a field that is not sent in the request is cleared. The client must therefore send back every current value, including the ones that did not change.</w:t>
       </w:r>
     </w:p>
     <w:p>
       <w:r>
-        <w:rPr>
-          <w:b/>
-        </w:rPr>
-        <w:t xml:space="preserve">BR-03: </w:t>
-      </w:r>
-      <w:r>
-        <w:t>Name is mandatory; an empty name is refused with `400 VALIDATION_ERROR`.</w:t>
+        <w:t>Name is mandatory; an empty name is refused with 400 VALIDATION_ERROR.</w:t>
       </w:r>
     </w:p>
     <w:p>
-      <w:r>
-        <w:rPr>
-          <w:b/>
-        </w:rPr>
-        <w:t xml:space="preserve">BR-04: </w:t>
-      </w:r>
       <w:r>
         <w:t>The logo is uploaded as a file through the Agency logo upload, not through the logo URL field of the form.</w:t>
       </w:r>
     </w:p>
     <w:p>
       <w:r>
-        <w:rPr>
-          <w:b/>
-        </w:rPr>
-        <w:t xml:space="preserve">BR-05: </w:t>
-      </w:r>
-      <w:r>
-        <w:t>A logo file that cannot be read is refused with `400 FILE_READ_ERROR` rather than an internal failure; the stored profile stays untouched in that case.</w:t>
+        <w:t>A logo file that cannot be read is refused with 400 FILE_READ_ERROR rather than an internal failure; the stored profile stays untouched in that case.</w:t>
       </w:r>
     </w:p>
     <w:p>
@@ -277,27 +247,57 @@
     </w:p>
     <w:p>
       <w:r>
-        <w:t>Caller is not the Agency Owner → `403 NOT_AGENCY_OWNER`.</w:t>
+        <w:t xml:space="preserve">Caller is not the Agency Owner → Display: </w:t>
+      </w:r>
+      <w:r>
+        <w:rPr>
+          <w:b/>
+        </w:rPr>
+        <w:t>MSG39</w:t>
       </w:r>
     </w:p>
     <w:p>
       <w:r>
-        <w:t>Name empty → `400 VALIDATION_ERROR`.</w:t>
+        <w:t xml:space="preserve">Name empty → Display: </w:t>
+      </w:r>
+      <w:r>
+        <w:rPr>
+          <w:b/>
+        </w:rPr>
+        <w:t>MSG02</w:t>
       </w:r>
     </w:p>
     <w:p>
       <w:r>
-        <w:t>Agency does not exist → `404 AGENCY_NOT_FOUND`.</w:t>
+        <w:t xml:space="preserve">Agency does not exist → Display: </w:t>
+      </w:r>
+      <w:r>
+        <w:rPr>
+          <w:b/>
+        </w:rPr>
+        <w:t>MSG38</w:t>
       </w:r>
     </w:p>
     <w:p>
       <w:r>
-        <w:t>Logo upload by a caller who is not the Agency Owner → `403 NOT_AGENCY_OWNER`.</w:t>
+        <w:t xml:space="preserve">Logo upload by a caller who is not the Agency Owner → Display: </w:t>
+      </w:r>
+      <w:r>
+        <w:rPr>
+          <w:b/>
+        </w:rPr>
+        <w:t>MSG39</w:t>
       </w:r>
     </w:p>
     <w:p>
       <w:r>
-        <w:t>Logo file cannot be read → `400 FILE_READ_ERROR`.</w:t>
+        <w:t xml:space="preserve">Logo file cannot be read → Display: </w:t>
+      </w:r>
+      <w:r>
+        <w:rPr>
+          <w:b/>
+        </w:rPr>
+        <w:t>MSG29</w:t>
       </w:r>
     </w:p>
     <w:p>
@@ -341,12 +341,30 @@
     </w:p>
     <w:p>
       <w:r>
-        <w:t>6. The system replaces the stored profile with the submitted values and returns the updated profile.</w:t>
+        <w:t xml:space="preserve">6. The system replaces the stored profile with the submitted values and returns the updated profile; toast </w:t>
+      </w:r>
+      <w:r>
+        <w:rPr>
+          <w:b/>
+        </w:rPr>
+        <w:t>MSG26</w:t>
+      </w:r>
+      <w:r>
+        <w:t>.</w:t>
       </w:r>
     </w:p>
     <w:p>
       <w:r>
-        <w:t>7. The Owner optionally picks a new logo file; the system stores the file, fills in the logo of the Agency, and returns the updated profile.</w:t>
+        <w:t xml:space="preserve">7. The Owner optionally picks a new logo file; the system stores the file, fills in the logo of the Agency, and returns the updated profile; toast </w:t>
+      </w:r>
+      <w:r>
+        <w:rPr>
+          <w:b/>
+        </w:rPr>
+        <w:t>MSG94</w:t>
+      </w:r>
+      <w:r>
+        <w:t>.</w:t>
       </w:r>
     </w:p>
     <w:p>
@@ -361,27 +379,93 @@
     </w:p>
     <w:p>
       <w:r>
-        <w:t>Agency does not exist → `404 AGENCY_NOT_FOUND`.</w:t>
+        <w:t xml:space="preserve">4.a1: Agency does not exist → 404 AGENCY_NOT_FOUND, toast </w:t>
+      </w:r>
+      <w:r>
+        <w:rPr>
+          <w:b/>
+        </w:rPr>
+        <w:t>MSG38</w:t>
+      </w:r>
+      <w:r>
+        <w:t>.</w:t>
+      </w:r>
+      <w:r>
+        <w:br/>
+      </w:r>
+      <w:r>
+        <w:t>4.a2: The Owner returns to the Agency list.</w:t>
       </w:r>
     </w:p>
     <w:p>
       <w:r>
-        <w:t>Caller is not the Agency Owner → `403 NOT_AGENCY_OWNER`, nothing is changed.</w:t>
+        <w:t xml:space="preserve">4.b1: Caller is not the Agency Owner → 403 NOT_AGENCY_OWNER, toast </w:t>
+      </w:r>
+      <w:r>
+        <w:rPr>
+          <w:b/>
+        </w:rPr>
+        <w:t>MSG39</w:t>
+      </w:r>
+      <w:r>
+        <w:t>; nothing is changed.</w:t>
+      </w:r>
+      <w:r>
+        <w:br/>
+      </w:r>
+      <w:r>
+        <w:t>4.b2: The caller returns to the Agency list.</w:t>
       </w:r>
     </w:p>
     <w:p>
       <w:r>
-        <w:t>Name left empty → `400 VALIDATION_ERROR`, nothing is changed.</w:t>
+        <w:t xml:space="preserve">5.a1: Name left empty → 400 VALIDATION_ERROR, Display: </w:t>
+      </w:r>
+      <w:r>
+        <w:rPr>
+          <w:b/>
+        </w:rPr>
+        <w:t>MSG02</w:t>
+      </w:r>
+      <w:r>
+        <w:t>; nothing is changed.</w:t>
+      </w:r>
+      <w:r>
+        <w:br/>
+      </w:r>
+      <w:r>
+        <w:t>5.a2: The Owner fills in the name and resubmits.</w:t>
       </w:r>
     </w:p>
     <w:p>
       <w:r>
-        <w:t>Logo file cannot be read → `400 FILE_READ_ERROR`, the profile keeps its previous values.</w:t>
+        <w:t xml:space="preserve">7.a1: Logo file cannot be read → 400 FILE_READ_ERROR, toast </w:t>
+      </w:r>
+      <w:r>
+        <w:rPr>
+          <w:b/>
+        </w:rPr>
+        <w:t>MSG29</w:t>
+      </w:r>
+      <w:r>
+        <w:t>; the profile keeps its previous values.</w:t>
+      </w:r>
+      <w:r>
+        <w:br/>
+      </w:r>
+      <w:r>
+        <w:t>7.a2: The Owner selects a valid file and retries the upload.</w:t>
       </w:r>
     </w:p>
     <w:p>
       <w:r>
-        <w:t>A field that the form fails to send back is cleared, because the save replaces the whole profile.</w:t>
+        <w:t>3.a1: A field that the form fails to send back is cleared, because the save replaces the whole profile — no error, this is expected behaviour.</w:t>
+      </w:r>
+      <w:r>
+        <w:br/>
+      </w:r>
+      <w:r>
+        <w:t>3.a2: The Owner reviews the saved profile and re-submits any field found missing.</w:t>
       </w:r>
     </w:p>
     <w:p>
